--- a/cryptographic_protocols/docs/reports/lab_04_vigenere/var_17/Ковалев Д.П. ВКБ43 4 лаба.docx
+++ b/cryptographic_protocols/docs/reports/lab_04_vigenere/var_17/Ковалев Д.П. ВКБ43 4 лаба.docx
@@ -765,9 +765,9 @@
         <w:rPr>
           <w:rFonts w:ascii="Times New Roman" w:hAnsi="Times New Roman"/>
           <w:b/>
-          <w:sz w:val="32"/>
-        </w:rPr>
-        <w:t>Задание варианта №17</w:t>
+          <w:sz w:val="28"/>
+        </w:rPr>
+        <w:t>Матрица Виженера (фрагмент)</w:t>
       </w:r>
     </w:p>
     <w:p>
@@ -779,21 +779,175 @@
           <w:rFonts w:ascii="Times New Roman" w:hAnsi="Times New Roman"/>
           <w:sz w:val="28"/>
         </w:rPr>
-        <w:t>Дан шифртекст, закодированный шифром Виженера. Требуется определить длину ключевого слова, восстановить ключ и расшифровать текст. Шифртекст приведён в листинге ниже (всего 2528 символов).</w:t>
-      </w:r>
-    </w:p>
-    <w:p>
-      <w:pPr>
-        <w:spacing w:after="0" w:line="240" w:lineRule="auto"/>
-        <w:ind w:firstLine="0" w:left="283"/>
-      </w:pPr>
-      <w:r>
-        <w:rPr>
-          <w:rFonts w:ascii="Courier New" w:hAnsi="Courier New"/>
-          <w:color w:val="101010"/>
-          <w:sz w:val="20"/>
-        </w:rPr>
-        <w:t>М_ЦУЫЕ_ТКДЙЕЬЬУРПТУУХЕАНЧ_Х_Х_ЕЕФ_ДЗШББЙПНУПККУЧШЛППШ_Х_МАЯНЙСЦУЛОШТД_ГШЫСЮНП_ХУНАЕ_П__УХОШ_П_ЯВОИУЦШРБПШВОЪЙГБЙШВУЦЙМБРШДОЪЙЛЩЧЙОДЧКВЛНПСТДЛЕЫДЪОШНЬЕЯКУ_ШРИ_АКНОУТП_Х_ХОУТТКФПТХУТТ_ЗНСИККЫКЬЪЙНЬДЦОГЕХЬА_Я_БПШВУУЧ_ЦЦП__УН_ДЙПЛФЧЕ_ЬДЧИККНОУКЦУУТП_АШРНБДЛЫЯУЙИУТТЧЕУЙЕЧУЙНЩДЫВТМДВФРШ_ЖДЧЕЧУЙНЩДЛЫЯУЙНЬДЫЕ_АТ_АНЙОЕКАЕДЧМАУТТ_ЦКЪЫУТТ_АШРДОДШНУТТ_ЦУЙЧЕУЙНЩДМЕГНХ_ЬДЧИККНОУТП_ВХТЗАЕМАЯДЧОУТП_ВХТЗАЕМАТДЧИККНОУУЧ_АКЙТБРЕКБДЧЕУЖДЛУСЪАКТДМУЦФУКЕЗЩЬСЙИУХПЗБТТРЖВВИ_ДЗНБЭПЙУЕЙНФФЪОЕНМ_ЖЗХЕЮЕХСТДЩОДЧШЯАТШ_БТЙРЩЭТЛУЬЬОУРЗБЦНЙНЩЧЙИУЗЫЯЮНУ_ГЕС_ВХТСЖЧЫТЦНП__УХОШУУ_ЬДФРФЦТВБОЙЖЩТВИА_ЙЗФЦЬАЦРИЛБДПГБДСА_НЪАЕАЙОАДОАЦТ …</w:t>
+        <w:t>Матрица Виженера — квадратная таблица 33×33. Первая строка содержит весь алфавит, каждая следующая — циклический сдвиг предыдущей на 1 влево. Строка выбирается по букве ключа, столбец — по букве открытого текста.</w:t>
+      </w:r>
+    </w:p>
+    <w:p>
+      <w:pPr>
+        <w:spacing w:after="0" w:line="240" w:lineRule="auto"/>
+        <w:ind w:firstLine="0" w:left="283"/>
+      </w:pPr>
+      <w:r>
+        <w:rPr>
+          <w:rFonts w:ascii="Courier New" w:hAnsi="Courier New"/>
+          <w:color w:val="101010"/>
+          <w:sz w:val="20"/>
+        </w:rPr>
+        <w:t>Ключ\Текст | А | Б | В | Г | Д | Е | Ж | З | И | Й</w:t>
+      </w:r>
+    </w:p>
+    <w:p>
+      <w:pPr>
+        <w:spacing w:after="0" w:line="240" w:lineRule="auto"/>
+        <w:ind w:firstLine="0" w:left="283"/>
+      </w:pPr>
+      <w:r>
+        <w:rPr>
+          <w:rFonts w:ascii="Courier New" w:hAnsi="Courier New"/>
+          <w:color w:val="101010"/>
+          <w:sz w:val="20"/>
+        </w:rPr>
+        <w:t>--------------------------------------------------</w:t>
+      </w:r>
+    </w:p>
+    <w:p>
+      <w:pPr>
+        <w:spacing w:after="0" w:line="240" w:lineRule="auto"/>
+        <w:ind w:firstLine="0" w:left="283"/>
+      </w:pPr>
+      <w:r>
+        <w:rPr>
+          <w:rFonts w:ascii="Courier New" w:hAnsi="Courier New"/>
+          <w:color w:val="101010"/>
+          <w:sz w:val="20"/>
+        </w:rPr>
+        <w:t>А          | А | Б | В | Г | Д | Е | Ж | З | И | Й |</w:t>
+      </w:r>
+    </w:p>
+    <w:p>
+      <w:pPr>
+        <w:spacing w:after="0" w:line="240" w:lineRule="auto"/>
+        <w:ind w:firstLine="0" w:left="283"/>
+      </w:pPr>
+      <w:r>
+        <w:rPr>
+          <w:rFonts w:ascii="Courier New" w:hAnsi="Courier New"/>
+          <w:color w:val="101010"/>
+          <w:sz w:val="20"/>
+        </w:rPr>
+        <w:t>Б          | Б | В | Г | Д | Е | Ж | З | И | Й | К |</w:t>
+      </w:r>
+    </w:p>
+    <w:p>
+      <w:pPr>
+        <w:spacing w:after="0" w:line="240" w:lineRule="auto"/>
+        <w:ind w:firstLine="0" w:left="283"/>
+      </w:pPr>
+      <w:r>
+        <w:rPr>
+          <w:rFonts w:ascii="Courier New" w:hAnsi="Courier New"/>
+          <w:color w:val="101010"/>
+          <w:sz w:val="20"/>
+        </w:rPr>
+        <w:t>В          | В | Г | Д | Е | Ж | З | И | Й | К | Л |</w:t>
+      </w:r>
+    </w:p>
+    <w:p>
+      <w:pPr>
+        <w:spacing w:after="0" w:line="240" w:lineRule="auto"/>
+        <w:ind w:firstLine="0" w:left="283"/>
+      </w:pPr>
+      <w:r>
+        <w:rPr>
+          <w:rFonts w:ascii="Courier New" w:hAnsi="Courier New"/>
+          <w:color w:val="101010"/>
+          <w:sz w:val="20"/>
+        </w:rPr>
+        <w:t>Г          | Г | Д | Е | Ж | З | И | Й | К | Л | М |</w:t>
+      </w:r>
+    </w:p>
+    <w:p>
+      <w:pPr>
+        <w:spacing w:after="0" w:line="240" w:lineRule="auto"/>
+        <w:ind w:firstLine="0" w:left="283"/>
+      </w:pPr>
+      <w:r>
+        <w:rPr>
+          <w:rFonts w:ascii="Courier New" w:hAnsi="Courier New"/>
+          <w:color w:val="101010"/>
+          <w:sz w:val="20"/>
+        </w:rPr>
+        <w:t>Д          | Д | Е | Ж | З | И | Й | К | Л | М | Н |</w:t>
+      </w:r>
+    </w:p>
+    <w:p>
+      <w:pPr>
+        <w:spacing w:after="0" w:line="240" w:lineRule="auto"/>
+        <w:ind w:firstLine="0" w:left="283"/>
+      </w:pPr>
+      <w:r>
+        <w:rPr>
+          <w:rFonts w:ascii="Courier New" w:hAnsi="Courier New"/>
+          <w:color w:val="101010"/>
+          <w:sz w:val="20"/>
+        </w:rPr>
+        <w:t>Е          | Е | Ж | З | И | Й | К | Л | М | Н | О |</w:t>
+      </w:r>
+    </w:p>
+    <w:p>
+      <w:pPr>
+        <w:spacing w:after="0" w:line="240" w:lineRule="auto"/>
+        <w:ind w:firstLine="0" w:left="283"/>
+      </w:pPr>
+      <w:r>
+        <w:rPr>
+          <w:rFonts w:ascii="Courier New" w:hAnsi="Courier New"/>
+          <w:color w:val="101010"/>
+          <w:sz w:val="20"/>
+        </w:rPr>
+        <w:t>Ж          | Ж | З | И | Й | К | Л | М | Н | О | П |</w:t>
+      </w:r>
+    </w:p>
+    <w:p>
+      <w:pPr>
+        <w:spacing w:after="0" w:line="240" w:lineRule="auto"/>
+        <w:ind w:firstLine="0" w:left="283"/>
+      </w:pPr>
+      <w:r>
+        <w:rPr>
+          <w:rFonts w:ascii="Courier New" w:hAnsi="Courier New"/>
+          <w:color w:val="101010"/>
+          <w:sz w:val="20"/>
+        </w:rPr>
+        <w:t>З          | З | И | Й | К | Л | М | Н | О | П | Р |</w:t>
+      </w:r>
+    </w:p>
+    <w:p>
+      <w:pPr>
+        <w:spacing w:after="0" w:line="240" w:lineRule="auto"/>
+        <w:ind w:firstLine="0" w:left="283"/>
+      </w:pPr>
+      <w:r>
+        <w:rPr>
+          <w:rFonts w:ascii="Courier New" w:hAnsi="Courier New"/>
+          <w:color w:val="101010"/>
+          <w:sz w:val="20"/>
+        </w:rPr>
+        <w:t>И          | И | Й | К | Л | М | Н | О | П | Р | С |</w:t>
+      </w:r>
+    </w:p>
+    <w:p>
+      <w:pPr>
+        <w:spacing w:after="0" w:line="240" w:lineRule="auto"/>
+        <w:ind w:firstLine="0" w:left="283"/>
+      </w:pPr>
+      <w:r>
+        <w:rPr>
+          <w:rFonts w:ascii="Courier New" w:hAnsi="Courier New"/>
+          <w:color w:val="101010"/>
+          <w:sz w:val="20"/>
+        </w:rPr>
+        <w:t>Й          | Й | К | Л | М | Н | О | П | Р | С | Т |</w:t>
       </w:r>
     </w:p>
     <w:p>
@@ -808,7 +962,7 @@
           <w:i/>
           <w:sz w:val="26"/>
         </w:rPr>
-        <w:t>Шифртекст варианта (начало)</w:t>
+        <w:t>Таблица 1 — фрагмент матрицы Виженера (10×10)</w:t>
       </w:r>
     </w:p>
     <w:p>
@@ -821,133 +975,163 @@
         <w:rPr>
           <w:rFonts w:ascii="Times New Roman" w:hAnsi="Times New Roman"/>
           <w:b/>
-          <w:sz w:val="32"/>
-        </w:rPr>
-        <w:t>Ручной криптоанализ</w:t>
-      </w:r>
-    </w:p>
-    <w:p>
-      <w:pPr>
-        <w:jc w:val="both"/>
-      </w:pPr>
-      <w:r>
-        <w:rPr>
-          <w:rFonts w:ascii="Times New Roman" w:hAnsi="Times New Roman"/>
           <w:sz w:val="28"/>
         </w:rPr>
-        <w:t>Шаг 1. Определение длины ключа. Разбиваем шифртекст на L столбцов по позициям (i mod L) и для каждого L вычисляем средний индекс совпадения столбцов:</w:t>
-      </w:r>
-    </w:p>
-    <w:p>
-      <w:pPr>
-        <w:spacing w:after="0" w:line="240" w:lineRule="auto"/>
-        <w:ind w:firstLine="0" w:left="283"/>
-      </w:pPr>
-      <w:r>
-        <w:rPr>
-          <w:rFonts w:ascii="Courier New" w:hAnsi="Courier New"/>
-          <w:color w:val="101010"/>
-          <w:sz w:val="20"/>
-        </w:rPr>
-        <w:t>L  | средний IC | близость к 0.0553</w:t>
-      </w:r>
-    </w:p>
-    <w:p>
-      <w:pPr>
-        <w:spacing w:after="0" w:line="240" w:lineRule="auto"/>
-        <w:ind w:firstLine="0" w:left="283"/>
-      </w:pPr>
-      <w:r>
-        <w:rPr>
-          <w:rFonts w:ascii="Courier New" w:hAnsi="Courier New"/>
-          <w:color w:val="101010"/>
-          <w:sz w:val="20"/>
-        </w:rPr>
-        <w:t xml:space="preserve"> 2 | 0.04759    | шум</w:t>
-      </w:r>
-    </w:p>
-    <w:p>
-      <w:pPr>
-        <w:spacing w:after="0" w:line="240" w:lineRule="auto"/>
-        <w:ind w:firstLine="0" w:left="283"/>
-      </w:pPr>
-      <w:r>
-        <w:rPr>
-          <w:rFonts w:ascii="Courier New" w:hAnsi="Courier New"/>
-          <w:color w:val="101010"/>
-          <w:sz w:val="20"/>
-        </w:rPr>
-        <w:t xml:space="preserve"> 3 | 0.03942    | шум</w:t>
-      </w:r>
-    </w:p>
-    <w:p>
-      <w:pPr>
-        <w:spacing w:after="0" w:line="240" w:lineRule="auto"/>
-        <w:ind w:firstLine="0" w:left="283"/>
-      </w:pPr>
-      <w:r>
-        <w:rPr>
-          <w:rFonts w:ascii="Courier New" w:hAnsi="Courier New"/>
-          <w:color w:val="101010"/>
-          <w:sz w:val="20"/>
-        </w:rPr>
-        <w:t xml:space="preserve"> 4 | 0.06914    | осмысленный</w:t>
-      </w:r>
-    </w:p>
-    <w:p>
-      <w:pPr>
-        <w:spacing w:after="0" w:line="240" w:lineRule="auto"/>
-        <w:ind w:firstLine="0" w:left="283"/>
-      </w:pPr>
-      <w:r>
-        <w:rPr>
-          <w:rFonts w:ascii="Courier New" w:hAnsi="Courier New"/>
-          <w:color w:val="101010"/>
-          <w:sz w:val="20"/>
-        </w:rPr>
-        <w:t xml:space="preserve"> 5 | 0.03950    | шум</w:t>
-      </w:r>
-    </w:p>
-    <w:p>
-      <w:pPr>
-        <w:spacing w:after="0" w:line="240" w:lineRule="auto"/>
-        <w:ind w:firstLine="0" w:left="283"/>
-      </w:pPr>
-      <w:r>
-        <w:rPr>
-          <w:rFonts w:ascii="Courier New" w:hAnsi="Courier New"/>
-          <w:color w:val="101010"/>
-          <w:sz w:val="20"/>
-        </w:rPr>
-        <w:t xml:space="preserve"> 6 | 0.04719    | шум</w:t>
-      </w:r>
-    </w:p>
-    <w:p>
-      <w:pPr>
-        <w:spacing w:after="0" w:line="240" w:lineRule="auto"/>
-        <w:ind w:firstLine="0" w:left="283"/>
-      </w:pPr>
-      <w:r>
-        <w:rPr>
-          <w:rFonts w:ascii="Courier New" w:hAnsi="Courier New"/>
-          <w:color w:val="101010"/>
-          <w:sz w:val="20"/>
-        </w:rPr>
-        <w:t xml:space="preserve"> 7 | 0.03942    | шум</w:t>
-      </w:r>
-    </w:p>
-    <w:p>
-      <w:pPr>
-        <w:spacing w:after="0" w:line="240" w:lineRule="auto"/>
-        <w:ind w:firstLine="0" w:left="283"/>
-      </w:pPr>
-      <w:r>
-        <w:rPr>
-          <w:rFonts w:ascii="Courier New" w:hAnsi="Courier New"/>
-          <w:color w:val="101010"/>
-          <w:sz w:val="20"/>
-        </w:rPr>
-        <w:t xml:space="preserve"> 8 | 0.06917    | осмысленный ← максимум</w:t>
+        <w:t>Пример шифрования</w:t>
+      </w:r>
+    </w:p>
+    <w:p>
+      <w:pPr>
+        <w:spacing w:after="0" w:line="240" w:lineRule="auto"/>
+        <w:ind w:firstLine="0" w:left="283"/>
+      </w:pPr>
+      <w:r>
+        <w:rPr>
+          <w:rFonts w:ascii="Courier New" w:hAnsi="Courier New"/>
+          <w:color w:val="101010"/>
+          <w:sz w:val="20"/>
+        </w:rPr>
+        <w:t>Позиция | Откр. текст | Буква ключа | Сдвиг | Шифртекст</w:t>
+      </w:r>
+    </w:p>
+    <w:p>
+      <w:pPr>
+        <w:spacing w:after="0" w:line="240" w:lineRule="auto"/>
+        <w:ind w:firstLine="0" w:left="283"/>
+      </w:pPr>
+      <w:r>
+        <w:rPr>
+          <w:rFonts w:ascii="Courier New" w:hAnsi="Courier New"/>
+          <w:color w:val="101010"/>
+          <w:sz w:val="20"/>
+        </w:rPr>
+        <w:t xml:space="preserve">      1 |      П      |      Н      |    13 |     Э    </w:t>
+      </w:r>
+    </w:p>
+    <w:p>
+      <w:pPr>
+        <w:spacing w:after="0" w:line="240" w:lineRule="auto"/>
+        <w:ind w:firstLine="0" w:left="283"/>
+      </w:pPr>
+      <w:r>
+        <w:rPr>
+          <w:rFonts w:ascii="Courier New" w:hAnsi="Courier New"/>
+          <w:color w:val="101010"/>
+          <w:sz w:val="20"/>
+        </w:rPr>
+        <w:t xml:space="preserve">      2 |      Р      |      О      |    14 |     Я    </w:t>
+      </w:r>
+    </w:p>
+    <w:p>
+      <w:pPr>
+        <w:spacing w:after="0" w:line="240" w:lineRule="auto"/>
+        <w:ind w:firstLine="0" w:left="283"/>
+      </w:pPr>
+      <w:r>
+        <w:rPr>
+          <w:rFonts w:ascii="Courier New" w:hAnsi="Courier New"/>
+          <w:color w:val="101010"/>
+          <w:sz w:val="20"/>
+        </w:rPr>
+        <w:t xml:space="preserve">      3 |      И      |      Т      |    18 |     Ы    </w:t>
+      </w:r>
+    </w:p>
+    <w:p>
+      <w:pPr>
+        <w:spacing w:after="0" w:line="240" w:lineRule="auto"/>
+        <w:ind w:firstLine="0" w:left="283"/>
+      </w:pPr>
+      <w:r>
+        <w:rPr>
+          <w:rFonts w:ascii="Courier New" w:hAnsi="Courier New"/>
+          <w:color w:val="101010"/>
+          <w:sz w:val="20"/>
+        </w:rPr>
+        <w:t xml:space="preserve">      4 |      В      |      А      |     0 |     В    </w:t>
+      </w:r>
+    </w:p>
+    <w:p>
+      <w:pPr>
+        <w:spacing w:after="0" w:line="240" w:lineRule="auto"/>
+        <w:ind w:firstLine="0" w:left="283"/>
+      </w:pPr>
+      <w:r>
+        <w:rPr>
+          <w:rFonts w:ascii="Courier New" w:hAnsi="Courier New"/>
+          <w:color w:val="101010"/>
+          <w:sz w:val="20"/>
+        </w:rPr>
+        <w:t xml:space="preserve">      5 |      Е      |      Н      |    13 |     Т    </w:t>
+      </w:r>
+    </w:p>
+    <w:p>
+      <w:pPr>
+        <w:spacing w:after="0" w:line="240" w:lineRule="auto"/>
+        <w:ind w:firstLine="0" w:left="283"/>
+      </w:pPr>
+      <w:r>
+        <w:rPr>
+          <w:rFonts w:ascii="Courier New" w:hAnsi="Courier New"/>
+          <w:color w:val="101010"/>
+          <w:sz w:val="20"/>
+        </w:rPr>
+        <w:t xml:space="preserve">      6 |      Т      |      О      |    14 |     А    </w:t>
+      </w:r>
+    </w:p>
+    <w:p>
+      <w:pPr>
+        <w:spacing w:after="0" w:line="240" w:lineRule="auto"/>
+        <w:ind w:firstLine="0" w:left="283"/>
+      </w:pPr>
+      <w:r>
+        <w:rPr>
+          <w:rFonts w:ascii="Courier New" w:hAnsi="Courier New"/>
+          <w:color w:val="101010"/>
+          <w:sz w:val="20"/>
+        </w:rPr>
+        <w:t xml:space="preserve">      7 |      _      |      Т      |    18 |     С    </w:t>
+      </w:r>
+    </w:p>
+    <w:p>
+      <w:pPr>
+        <w:spacing w:after="0" w:line="240" w:lineRule="auto"/>
+        <w:ind w:firstLine="0" w:left="283"/>
+      </w:pPr>
+      <w:r>
+        <w:rPr>
+          <w:rFonts w:ascii="Courier New" w:hAnsi="Courier New"/>
+          <w:color w:val="101010"/>
+          <w:sz w:val="20"/>
+        </w:rPr>
+        <w:t xml:space="preserve">      8 |      М      |      А      |     0 |     М    </w:t>
+      </w:r>
+    </w:p>
+    <w:p>
+      <w:pPr>
+        <w:spacing w:after="0" w:line="240" w:lineRule="auto"/>
+        <w:ind w:firstLine="0" w:left="283"/>
+      </w:pPr>
+      <w:r>
+        <w:rPr>
+          <w:rFonts w:ascii="Courier New" w:hAnsi="Courier New"/>
+          <w:color w:val="101010"/>
+          <w:sz w:val="20"/>
+        </w:rPr>
+        <w:t xml:space="preserve">      9 |      И      |      Н      |    13 |     Х    </w:t>
+      </w:r>
+    </w:p>
+    <w:p>
+      <w:pPr>
+        <w:spacing w:after="0" w:line="240" w:lineRule="auto"/>
+        <w:ind w:firstLine="0" w:left="283"/>
+      </w:pPr>
+      <w:r>
+        <w:rPr>
+          <w:rFonts w:ascii="Courier New" w:hAnsi="Courier New"/>
+          <w:color w:val="101010"/>
+          <w:sz w:val="20"/>
+        </w:rPr>
+        <w:t xml:space="preserve">     10 |      Р      |      О      |    14 |     Я    </w:t>
       </w:r>
     </w:p>
     <w:p>
@@ -962,12 +1146,11 @@
           <w:i/>
           <w:sz w:val="26"/>
         </w:rPr>
-        <w:t>Таблица 1 — индекс совпадения по длинам ключа</w:t>
-      </w:r>
-    </w:p>
-    <w:p>
-      <w:pPr>
-        <w:ind w:firstLine="0"/>
+        <w:t>Таблица 2 — шифрование «ПРИВЕТ_МИР» ключом «НОТА» → «ЭЯЫВТАСМХЯ»</w:t>
+      </w:r>
+    </w:p>
+    <w:p>
+      <w:pPr>
         <w:jc w:val="both"/>
       </w:pPr>
       <w:r>
@@ -975,7 +1158,22 @@
           <w:rFonts w:ascii="Times New Roman" w:hAnsi="Times New Roman"/>
           <w:sz w:val="28"/>
         </w:rPr>
-        <w:t>Максимальный IC достигается при L = 4 (и кратных ему 2L, 3L — это естественно, т.к. период 4 укладывается в 8 целое число раз). Наименьшая длина с IC, близким к максимуму, — L = 4. Это и есть длина ключа.</w:t>
+        <w:t>Дешифрование выполняется обратно: p_i = (c_i − k_{i mod L} + 33) mod 33. Проверка: применяя ключ «НОТА» к шифртексту «ЭЯЫВТАСМХЯ» получаем обратно «ПРИВЕТ_МИР». ✓</w:t>
+      </w:r>
+    </w:p>
+    <w:p>
+      <w:pPr>
+        <w:spacing w:before="240" w:after="120"/>
+        <w:ind w:firstLine="0"/>
+        <w:jc w:val="center"/>
+      </w:pPr>
+      <w:r>
+        <w:rPr>
+          <w:rFonts w:ascii="Times New Roman" w:hAnsi="Times New Roman"/>
+          <w:b/>
+          <w:sz w:val="32"/>
+        </w:rPr>
+        <w:t>Задание варианта №17</w:t>
       </w:r>
     </w:p>
     <w:p>
@@ -987,77 +1185,21 @@
           <w:rFonts w:ascii="Times New Roman" w:hAnsi="Times New Roman"/>
           <w:sz w:val="28"/>
         </w:rPr>
-        <w:t>Шаг 2. Восстановление ключа методом χ². Для каждого из 4 столбцов перебираем 33 сдвига и выбираем тот, при котором χ² с эталонными частотами минимален:</w:t>
-      </w:r>
-    </w:p>
-    <w:p>
-      <w:pPr>
-        <w:spacing w:after="0" w:line="240" w:lineRule="auto"/>
-        <w:ind w:firstLine="0" w:left="283"/>
-      </w:pPr>
-      <w:r>
-        <w:rPr>
-          <w:rFonts w:ascii="Courier New" w:hAnsi="Courier New"/>
-          <w:color w:val="101010"/>
-          <w:sz w:val="20"/>
-        </w:rPr>
-        <w:t>столбец | сдвиг | буква ключа | χ²</w:t>
-      </w:r>
-    </w:p>
-    <w:p>
-      <w:pPr>
-        <w:spacing w:after="0" w:line="240" w:lineRule="auto"/>
-        <w:ind w:firstLine="0" w:left="283"/>
-      </w:pPr>
-      <w:r>
-        <w:rPr>
-          <w:rFonts w:ascii="Courier New" w:hAnsi="Courier New"/>
-          <w:color w:val="101010"/>
-          <w:sz w:val="20"/>
-        </w:rPr>
-        <w:t xml:space="preserve">      1 |    10 |      К      | 68.70</w:t>
-      </w:r>
-    </w:p>
-    <w:p>
-      <w:pPr>
-        <w:spacing w:after="0" w:line="240" w:lineRule="auto"/>
-        <w:ind w:firstLine="0" w:left="283"/>
-      </w:pPr>
-      <w:r>
-        <w:rPr>
-          <w:rFonts w:ascii="Courier New" w:hAnsi="Courier New"/>
-          <w:color w:val="101010"/>
-          <w:sz w:val="20"/>
-        </w:rPr>
-        <w:t xml:space="preserve">      2 |     0 |      А      | 50.07</w:t>
-      </w:r>
-    </w:p>
-    <w:p>
-      <w:pPr>
-        <w:spacing w:after="0" w:line="240" w:lineRule="auto"/>
-        <w:ind w:firstLine="0" w:left="283"/>
-      </w:pPr>
-      <w:r>
-        <w:rPr>
-          <w:rFonts w:ascii="Courier New" w:hAnsi="Courier New"/>
-          <w:color w:val="101010"/>
-          <w:sz w:val="20"/>
-        </w:rPr>
-        <w:t xml:space="preserve">      3 |    20 |      Ф      | 57.80</w:t>
-      </w:r>
-    </w:p>
-    <w:p>
-      <w:pPr>
-        <w:spacing w:after="0" w:line="240" w:lineRule="auto"/>
-        <w:ind w:firstLine="0" w:left="283"/>
-      </w:pPr>
-      <w:r>
-        <w:rPr>
-          <w:rFonts w:ascii="Courier New" w:hAnsi="Courier New"/>
-          <w:color w:val="101010"/>
-          <w:sz w:val="20"/>
-        </w:rPr>
-        <w:t xml:space="preserve">      4 |     5 |      Е      | 63.07</w:t>
+        <w:t>Дан шифртекст, закодированный шифром Виженера. Требуется определить длину ключевого слова, восстановить ключ и расшифровать текст. Шифртекст приведён в листинге ниже (всего 2528 символов).</w:t>
+      </w:r>
+    </w:p>
+    <w:p>
+      <w:pPr>
+        <w:spacing w:after="0" w:line="240" w:lineRule="auto"/>
+        <w:ind w:firstLine="0" w:left="283"/>
+      </w:pPr>
+      <w:r>
+        <w:rPr>
+          <w:rFonts w:ascii="Courier New" w:hAnsi="Courier New"/>
+          <w:color w:val="101010"/>
+          <w:sz w:val="20"/>
+        </w:rPr>
+        <w:t>М_ЦУЫЕ_ТКДЙЕЬЬУРПТУУХЕАНЧ_Х_Х_ЕЕФ_ДЗШББЙПНУПККУЧШЛППШ_Х_МАЯНЙСЦУЛОШТД_ГШЫСЮНП_ХУНАЕ_П__УХОШ_П_ЯВОИУЦШРБПШВОЪЙГБЙШВУЦЙМБРШДОЪЙЛЩЧЙОДЧКВЛНПСТДЛЕЫДЪОШНЬЕЯКУ_ШРИ_АКНОУТП_Х_ХОУТТКФПТХУТТ_ЗНСИККЫКЬЪЙНЬДЦОГЕХЬА_Я_БПШВУУЧ_ЦЦП__УН_ДЙПЛФЧЕ_ЬДЧИККНОУКЦУУТП_АШРНБДЛЫЯУЙИУТТЧЕУЙЕЧУЙНЩДЫВТМДВФРШ_ЖДЧЕЧУЙНЩДЛЫЯУЙНЬДЫЕ_АТ_АНЙОЕКАЕДЧМАУТТ_ЦКЪЫУТТ_АШРДОДШНУТТ_ЦУЙЧЕУЙНЩДМЕГНХ_ЬДЧИККНОУТП_ВХТЗАЕМАЯДЧОУТП_ВХТЗАЕМАТДЧИККНОУУЧ_АКЙТБРЕКБДЧЕУЖДЛУСЪАКТДМУЦФУКЕЗЩЬСЙИУХПЗБТТРЖВВИ_ДЗНБЭПЙУЕЙНФФЪОЕНМ_ЖЗХЕЮЕХСТДЩОДЧШЯАТШ_БТЙРЩЭТЛУЬЬОУРЗБЦНЙНЩЧЙИУЗЫЯЮНУ_ГЕС_ВХТСЖЧЫТЦНП__УХОШУУ_ЬДФРФЦТВБОЙЖЩТВИА_ЙЗФЦЬАЦРИЛБДПГБДСА_НЪАЕАЙОАДОАЦТ …</w:t>
       </w:r>
     </w:p>
     <w:p>
@@ -1072,12 +1214,26 @@
           <w:i/>
           <w:sz w:val="26"/>
         </w:rPr>
-        <w:t>Таблица 2 — определение букв ключа методом χ²</w:t>
-      </w:r>
-    </w:p>
-    <w:p>
-      <w:pPr>
+        <w:t>Шифртекст варианта (начало)</w:t>
+      </w:r>
+    </w:p>
+    <w:p>
+      <w:pPr>
+        <w:spacing w:before="240" w:after="120"/>
         <w:ind w:firstLine="0"/>
+        <w:jc w:val="center"/>
+      </w:pPr>
+      <w:r>
+        <w:rPr>
+          <w:rFonts w:ascii="Times New Roman" w:hAnsi="Times New Roman"/>
+          <w:b/>
+          <w:sz w:val="32"/>
+        </w:rPr>
+        <w:t>Ручной криптоанализ</w:t>
+      </w:r>
+    </w:p>
+    <w:p>
+      <w:pPr>
         <w:jc w:val="both"/>
       </w:pPr>
       <w:r>
@@ -1085,33 +1241,119 @@
           <w:rFonts w:ascii="Times New Roman" w:hAnsi="Times New Roman"/>
           <w:sz w:val="28"/>
         </w:rPr>
-        <w:t>Восстановленный ключ: «КАФЕ».</w:t>
-      </w:r>
-    </w:p>
-    <w:p>
-      <w:pPr>
-        <w:jc w:val="both"/>
-      </w:pPr>
-      <w:r>
-        <w:rPr>
-          <w:rFonts w:ascii="Times New Roman" w:hAnsi="Times New Roman"/>
-          <w:sz w:val="28"/>
-        </w:rPr>
-        <w:t>Шаг 3. Дешифрование. Применяя ключ ко всему шифртексту по формуле p_i = (c_i − k_{i mod L} + 33) mod 33, получаем открытый текст:</w:t>
-      </w:r>
-    </w:p>
-    <w:p>
-      <w:pPr>
-        <w:spacing w:after="0" w:line="240" w:lineRule="auto"/>
-        <w:ind w:firstLine="0" w:left="283"/>
-      </w:pPr>
-      <w:r>
-        <w:rPr>
-          <w:rFonts w:ascii="Courier New" w:hAnsi="Courier New"/>
-          <w:color w:val="101010"/>
-          <w:sz w:val="20"/>
-        </w:rPr>
-        <w:t>В_ВОСЕМНАДЦАТЬ_ЛЕТ_ОЛЕНИН_БЫЛ_ТАК_СВОБОДЕН_КАК_ТОЛЬКО_БЫВАЛИ_СВОБОДНЫ_РУССКИЕ_БОГАТЫЕ_МОЛОДЫЕ_ЛЮДИ_СОРОКОВЫХ_ГОДОВ_С_МОЛОДЫХ_ЛЕТ_ОСТАВШИЕСЯ_БЕЗ_РОДИТЕЛЕЙ_ДЛЯ_НЕГО_НЕ_БЫЛО_НИКАКИХ_НИ_ФИЗИЧЕСКИХ_НИ_МОРАЛЬНЫХ_ОКОВ_ОН_ВСЕ_МОГ_СДЕЛАТЬ_И_НИЧЕГО_ЕМУ_НЕ_НУЖНО_БЫЛО_И_НИЧТО_ЕГО_НЕ_СВЯЗЫВАЛО_У_НЕГО_НЕ_БЫЛО_НИ_СЕМЬИ_НИ_ОТЕЧЕСТВА_НИ_ВЕРЫ_НИ_НУЖДЫ_ОН_НИ_ВО_ЧТО_НЕ_ВЕРИЛ_И_НИЧЕГО_НЕ_ПРИЗНАВАЛ_НО_НЕ_ПРИЗНАВАЯ_НИЧЕГО_ОН_НЕ_ТОЛЬКО_НЕ_БЫЛ_МРАЧНЫМ_СКУЧАЮЩИМ_И_РЕЗОНИРУЮЩИМ_ЮНОШЕЙ_А_НАПРОТИВ_УВЛЕКАЛСЯ_ПОСТОЯННО_ОН_РЕШИЛ_ЧТО_ЛЮБВИ_НЕТ_И_ВСЯКИЙ_РАЗ_ПРИСУТСТВИЕ_МОЛОДОЙ_И_КРАСИВОЙ_ЖЕНЩИНЫ_ЗАСТАВЛЯЛО_ЕГО_ЗАМИРАТЬ_ОН_ДАВНО_ЗНАЛ_ЧТО_ПОЧЕСТИ_И_ЗВАНИЕ_ВЗДОР_НО_ЧУВСТВОВАЛ_НЕВОЛЬНО_УДОВОЛЬСТВИЕ_КОГДА_НА_БАЛЕ_ПОДХОДИЛ_К_НЕМУ_ …</w:t>
+        <w:t>Шаг 1. Определение длины ключа. Разбиваем шифртекст на L столбцов по позициям (i mod L) и для каждого L вычисляем средний индекс совпадения столбцов:</w:t>
+      </w:r>
+    </w:p>
+    <w:p>
+      <w:pPr>
+        <w:spacing w:after="0" w:line="240" w:lineRule="auto"/>
+        <w:ind w:firstLine="0" w:left="283"/>
+      </w:pPr>
+      <w:r>
+        <w:rPr>
+          <w:rFonts w:ascii="Courier New" w:hAnsi="Courier New"/>
+          <w:color w:val="101010"/>
+          <w:sz w:val="20"/>
+        </w:rPr>
+        <w:t>L  | средний IC | близость к 0.0553</w:t>
+      </w:r>
+    </w:p>
+    <w:p>
+      <w:pPr>
+        <w:spacing w:after="0" w:line="240" w:lineRule="auto"/>
+        <w:ind w:firstLine="0" w:left="283"/>
+      </w:pPr>
+      <w:r>
+        <w:rPr>
+          <w:rFonts w:ascii="Courier New" w:hAnsi="Courier New"/>
+          <w:color w:val="101010"/>
+          <w:sz w:val="20"/>
+        </w:rPr>
+        <w:t xml:space="preserve"> 2 | 0.04759    | шум</w:t>
+      </w:r>
+    </w:p>
+    <w:p>
+      <w:pPr>
+        <w:spacing w:after="0" w:line="240" w:lineRule="auto"/>
+        <w:ind w:firstLine="0" w:left="283"/>
+      </w:pPr>
+      <w:r>
+        <w:rPr>
+          <w:rFonts w:ascii="Courier New" w:hAnsi="Courier New"/>
+          <w:color w:val="101010"/>
+          <w:sz w:val="20"/>
+        </w:rPr>
+        <w:t xml:space="preserve"> 3 | 0.03942    | шум</w:t>
+      </w:r>
+    </w:p>
+    <w:p>
+      <w:pPr>
+        <w:spacing w:after="0" w:line="240" w:lineRule="auto"/>
+        <w:ind w:firstLine="0" w:left="283"/>
+      </w:pPr>
+      <w:r>
+        <w:rPr>
+          <w:rFonts w:ascii="Courier New" w:hAnsi="Courier New"/>
+          <w:color w:val="101010"/>
+          <w:sz w:val="20"/>
+        </w:rPr>
+        <w:t xml:space="preserve"> 4 | 0.06914    | осмысленный</w:t>
+      </w:r>
+    </w:p>
+    <w:p>
+      <w:pPr>
+        <w:spacing w:after="0" w:line="240" w:lineRule="auto"/>
+        <w:ind w:firstLine="0" w:left="283"/>
+      </w:pPr>
+      <w:r>
+        <w:rPr>
+          <w:rFonts w:ascii="Courier New" w:hAnsi="Courier New"/>
+          <w:color w:val="101010"/>
+          <w:sz w:val="20"/>
+        </w:rPr>
+        <w:t xml:space="preserve"> 5 | 0.03950    | шум</w:t>
+      </w:r>
+    </w:p>
+    <w:p>
+      <w:pPr>
+        <w:spacing w:after="0" w:line="240" w:lineRule="auto"/>
+        <w:ind w:firstLine="0" w:left="283"/>
+      </w:pPr>
+      <w:r>
+        <w:rPr>
+          <w:rFonts w:ascii="Courier New" w:hAnsi="Courier New"/>
+          <w:color w:val="101010"/>
+          <w:sz w:val="20"/>
+        </w:rPr>
+        <w:t xml:space="preserve"> 6 | 0.04719    | шум</w:t>
+      </w:r>
+    </w:p>
+    <w:p>
+      <w:pPr>
+        <w:spacing w:after="0" w:line="240" w:lineRule="auto"/>
+        <w:ind w:firstLine="0" w:left="283"/>
+      </w:pPr>
+      <w:r>
+        <w:rPr>
+          <w:rFonts w:ascii="Courier New" w:hAnsi="Courier New"/>
+          <w:color w:val="101010"/>
+          <w:sz w:val="20"/>
+        </w:rPr>
+        <w:t xml:space="preserve"> 7 | 0.03942    | шум</w:t>
+      </w:r>
+    </w:p>
+    <w:p>
+      <w:pPr>
+        <w:spacing w:after="0" w:line="240" w:lineRule="auto"/>
+        <w:ind w:firstLine="0" w:left="283"/>
+      </w:pPr>
+      <w:r>
+        <w:rPr>
+          <w:rFonts w:ascii="Courier New" w:hAnsi="Courier New"/>
+          <w:color w:val="101010"/>
+          <w:sz w:val="20"/>
+        </w:rPr>
+        <w:t xml:space="preserve"> 8 | 0.06917    | осмысленный ← максимум</w:t>
       </w:r>
     </w:p>
     <w:p>
@@ -1126,6 +1368,170 @@
           <w:i/>
           <w:sz w:val="26"/>
         </w:rPr>
+        <w:t>Таблица 1 — индекс совпадения по длинам ключа</w:t>
+      </w:r>
+    </w:p>
+    <w:p>
+      <w:pPr>
+        <w:ind w:firstLine="0"/>
+        <w:jc w:val="both"/>
+      </w:pPr>
+      <w:r>
+        <w:rPr>
+          <w:rFonts w:ascii="Times New Roman" w:hAnsi="Times New Roman"/>
+          <w:sz w:val="28"/>
+        </w:rPr>
+        <w:t>Максимальный IC достигается при L = 4 (и кратных ему 2L, 3L — это естественно, т.к. период 4 укладывается в 8 целое число раз). Наименьшая длина с IC, близким к максимуму, — L = 4. Это и есть длина ключа.</w:t>
+      </w:r>
+    </w:p>
+    <w:p>
+      <w:pPr>
+        <w:jc w:val="both"/>
+      </w:pPr>
+      <w:r>
+        <w:rPr>
+          <w:rFonts w:ascii="Times New Roman" w:hAnsi="Times New Roman"/>
+          <w:sz w:val="28"/>
+        </w:rPr>
+        <w:t>Шаг 2. Восстановление ключа методом χ². Для каждого из 4 столбцов перебираем 33 сдвига и выбираем тот, при котором χ² с эталонными частотами минимален:</w:t>
+      </w:r>
+    </w:p>
+    <w:p>
+      <w:pPr>
+        <w:spacing w:after="0" w:line="240" w:lineRule="auto"/>
+        <w:ind w:firstLine="0" w:left="283"/>
+      </w:pPr>
+      <w:r>
+        <w:rPr>
+          <w:rFonts w:ascii="Courier New" w:hAnsi="Courier New"/>
+          <w:color w:val="101010"/>
+          <w:sz w:val="20"/>
+        </w:rPr>
+        <w:t>столбец | сдвиг | буква ключа | χ²</w:t>
+      </w:r>
+    </w:p>
+    <w:p>
+      <w:pPr>
+        <w:spacing w:after="0" w:line="240" w:lineRule="auto"/>
+        <w:ind w:firstLine="0" w:left="283"/>
+      </w:pPr>
+      <w:r>
+        <w:rPr>
+          <w:rFonts w:ascii="Courier New" w:hAnsi="Courier New"/>
+          <w:color w:val="101010"/>
+          <w:sz w:val="20"/>
+        </w:rPr>
+        <w:t xml:space="preserve">      1 |    10 |      К      | 68.70</w:t>
+      </w:r>
+    </w:p>
+    <w:p>
+      <w:pPr>
+        <w:spacing w:after="0" w:line="240" w:lineRule="auto"/>
+        <w:ind w:firstLine="0" w:left="283"/>
+      </w:pPr>
+      <w:r>
+        <w:rPr>
+          <w:rFonts w:ascii="Courier New" w:hAnsi="Courier New"/>
+          <w:color w:val="101010"/>
+          <w:sz w:val="20"/>
+        </w:rPr>
+        <w:t xml:space="preserve">      2 |     0 |      А      | 50.07</w:t>
+      </w:r>
+    </w:p>
+    <w:p>
+      <w:pPr>
+        <w:spacing w:after="0" w:line="240" w:lineRule="auto"/>
+        <w:ind w:firstLine="0" w:left="283"/>
+      </w:pPr>
+      <w:r>
+        <w:rPr>
+          <w:rFonts w:ascii="Courier New" w:hAnsi="Courier New"/>
+          <w:color w:val="101010"/>
+          <w:sz w:val="20"/>
+        </w:rPr>
+        <w:t xml:space="preserve">      3 |    20 |      Ф      | 57.80</w:t>
+      </w:r>
+    </w:p>
+    <w:p>
+      <w:pPr>
+        <w:spacing w:after="0" w:line="240" w:lineRule="auto"/>
+        <w:ind w:firstLine="0" w:left="283"/>
+      </w:pPr>
+      <w:r>
+        <w:rPr>
+          <w:rFonts w:ascii="Courier New" w:hAnsi="Courier New"/>
+          <w:color w:val="101010"/>
+          <w:sz w:val="20"/>
+        </w:rPr>
+        <w:t xml:space="preserve">      4 |     5 |      Е      | 63.07</w:t>
+      </w:r>
+    </w:p>
+    <w:p>
+      <w:pPr>
+        <w:spacing w:before="80" w:after="160"/>
+        <w:ind w:firstLine="0"/>
+        <w:jc w:val="center"/>
+      </w:pPr>
+      <w:r>
+        <w:rPr>
+          <w:rFonts w:ascii="Times New Roman" w:hAnsi="Times New Roman"/>
+          <w:i/>
+          <w:sz w:val="26"/>
+        </w:rPr>
+        <w:t>Таблица 2 — определение букв ключа методом χ²</w:t>
+      </w:r>
+    </w:p>
+    <w:p>
+      <w:pPr>
+        <w:ind w:firstLine="0"/>
+        <w:jc w:val="both"/>
+      </w:pPr>
+      <w:r>
+        <w:rPr>
+          <w:rFonts w:ascii="Times New Roman" w:hAnsi="Times New Roman"/>
+          <w:sz w:val="28"/>
+        </w:rPr>
+        <w:t>Восстановленный ключ: «КАФЕ».</w:t>
+      </w:r>
+    </w:p>
+    <w:p>
+      <w:pPr>
+        <w:jc w:val="both"/>
+      </w:pPr>
+      <w:r>
+        <w:rPr>
+          <w:rFonts w:ascii="Times New Roman" w:hAnsi="Times New Roman"/>
+          <w:sz w:val="28"/>
+        </w:rPr>
+        <w:t>Шаг 3. Дешифрование. Применяя ключ ко всему шифртексту по формуле p_i = (c_i − k_{i mod L} + 33) mod 33, получаем открытый текст:</w:t>
+      </w:r>
+    </w:p>
+    <w:p>
+      <w:pPr>
+        <w:spacing w:after="0" w:line="240" w:lineRule="auto"/>
+        <w:ind w:firstLine="0" w:left="283"/>
+      </w:pPr>
+      <w:r>
+        <w:rPr>
+          <w:rFonts w:ascii="Courier New" w:hAnsi="Courier New"/>
+          <w:color w:val="101010"/>
+          <w:sz w:val="20"/>
+        </w:rPr>
+        <w:t>В_ВОСЕМНАДЦАТЬ_ЛЕТ_ОЛЕНИН_БЫЛ_ТАК_СВОБОДЕН_КАК_ТОЛЬКО_БЫВАЛИ_СВОБОДНЫ_РУССКИЕ_БОГАТЫЕ_МОЛОДЫЕ_ЛЮДИ_СОРОКОВЫХ_ГОДОВ_С_МОЛОДЫХ_ЛЕТ_ОСТАВШИЕСЯ_БЕЗ_РОДИТЕЛЕЙ_ДЛЯ_НЕГО_НЕ_БЫЛО_НИКАКИХ_НИ_ФИЗИЧЕСКИХ_НИ_МОРАЛЬНЫХ_ОКОВ_ОН_ВСЕ_МОГ_СДЕЛАТЬ_И_НИЧЕГО_ЕМУ_НЕ_НУЖНО_БЫЛО_И_НИЧТО_ЕГО_НЕ_СВЯЗЫВАЛО_У_НЕГО_НЕ_БЫЛО_НИ_СЕМЬИ_НИ_ОТЕЧЕСТВА_НИ_ВЕРЫ_НИ_НУЖДЫ_ОН_НИ_ВО_ЧТО_НЕ_ВЕРИЛ_И_НИЧЕГО_НЕ_ПРИЗНАВАЛ_НО_НЕ_ПРИЗНАВАЯ_НИЧЕГО_ОН_НЕ_ТОЛЬКО_НЕ_БЫЛ_МРАЧНЫМ_СКУЧАЮЩИМ_И_РЕЗОНИРУЮЩИМ_ЮНОШЕЙ_А_НАПРОТИВ_УВЛЕКАЛСЯ_ПОСТОЯННО_ОН_РЕШИЛ_ЧТО_ЛЮБВИ_НЕТ_И_ВСЯКИЙ_РАЗ_ПРИСУТСТВИЕ_МОЛОДОЙ_И_КРАСИВОЙ_ЖЕНЩИНЫ_ЗАСТАВЛЯЛО_ЕГО_ЗАМИРАТЬ_ОН_ДАВНО_ЗНАЛ_ЧТО_ПОЧЕСТИ_И_ЗВАНИЕ_ВЗДОР_НО_ЧУВСТВОВАЛ_НЕВОЛЬНО_УДОВОЛЬСТВИЕ_КОГДА_НА_БАЛЕ_ПОДХОДИЛ_К_НЕМУ_ …</w:t>
+      </w:r>
+    </w:p>
+    <w:p>
+      <w:pPr>
+        <w:spacing w:before="80" w:after="160"/>
+        <w:ind w:firstLine="0"/>
+        <w:jc w:val="center"/>
+      </w:pPr>
+      <w:r>
+        <w:rPr>
+          <w:rFonts w:ascii="Times New Roman" w:hAnsi="Times New Roman"/>
+          <w:i/>
+          <w:sz w:val="26"/>
+        </w:rPr>
         <w:t>Расшифрованный текст (начало)</w:t>
       </w:r>
     </w:p>
@@ -1249,7 +1655,7 @@
           <w:b/>
           <w:sz w:val="28"/>
         </w:rPr>
-        <w:t>Вопрос 1. В чём отличие шифра Виженера от шифра Цезаря?</w:t>
+        <w:t>Вопрос 1. Опишите как получается матрица Виженера.</w:t>
       </w:r>
     </w:p>
     <w:p>
@@ -1261,7 +1667,7 @@
           <w:rFonts w:ascii="Times New Roman" w:hAnsi="Times New Roman"/>
           <w:sz w:val="28"/>
         </w:rPr>
-        <w:t>Ответ. Шифр Цезаря — моноалфавитный: все буквы сдвигаются на одну и ту же величину. Шифр Виженера — полиалфавитный: величина сдвига для каждой позиции задаётся соответствующей буквой ключевого слова, то есть это набор шифров Цезаря с разными сдвигами, циклически повторяющимися с периодом длины ключа.</w:t>
+        <w:t>Ответ. Матрица Виженера — квадратная таблица размером n×n, где n — размер алфавита (33 символа: 32 буквы + пробел). Первая строка содержит все символы алфавита в исходном порядке. Каждая последующая строка получается из предыдущей циклическим сдвигом на один символ влево. Строка выбирается по букве ключа, столбец — по букве открытого текста; на пересечении — символ шифртекста.</w:t>
       </w:r>
     </w:p>
     <w:p>
@@ -1275,7 +1681,7 @@
           <w:b/>
           <w:sz w:val="28"/>
         </w:rPr>
-        <w:t>Вопрос 2. Почему шифр Виженера долго считался невзламываемым (le chiffre indéchiffrable)?</w:t>
+        <w:t>Вопрос 2. Опишите методику шифрования текста шифром Виженера.</w:t>
       </w:r>
     </w:p>
     <w:p>
@@ -1287,7 +1693,7 @@
           <w:rFonts w:ascii="Times New Roman" w:hAnsi="Times New Roman"/>
           <w:sz w:val="28"/>
         </w:rPr>
-        <w:t>Ответ. Полиалфавитность «размазывает» частоты букв: одна и та же буква открытого текста переходит в разные буквы шифртекста, поэтому прямой частотный анализ не работает. Уязвимость нашли только с появлением методов Касиски и индекса совпадения, позволяющих определить длину ключа.</w:t>
+        <w:t>Ответ. 1) Под каждым символом открытого текста записывается соответствующий символ ключа (ключ повторяется циклически, если он короче текста). 2) По букве ключа находится строка в матрице Виженера. 3) По букве открытого текста находится столбец. 4) На пересечении строки и столбца читается буква шифртекста. Формула: c_i = (p_i + k_{i mod L}) mod n, где p_i — индекс буквы текста, k_j — индекс буквы ключа, n = 33.</w:t>
       </w:r>
     </w:p>
     <w:p>
@@ -1301,7 +1707,7 @@
           <w:b/>
           <w:sz w:val="28"/>
         </w:rPr>
-        <w:t>Вопрос 3. Что такое индекс совпадения (IC) и как он помогает определить длину ключа?</w:t>
+        <w:t>Вопрос 3. Опишите методику нахождения длины ключевого слова.</w:t>
       </w:r>
     </w:p>
     <w:p>
@@ -1313,7 +1719,7 @@
           <w:rFonts w:ascii="Times New Roman" w:hAnsi="Times New Roman"/>
           <w:sz w:val="28"/>
         </w:rPr>
-        <w:t>Ответ. IC — вероятность того, что две случайно выбранные буквы текста совпадают. Для осмысленного русского текста IC ≈ 0.0553, для равновероятного — 1/33 ≈ 0.0303. Если разбить шифртекст на L столбцов (по позициям mod L) и при некотором L средний IC столбцов близок к 0.0553, то L — длина ключа: каждый столбец зашифрован одним сдвигом и сохраняет частотную структуру языка.</w:t>
+        <w:t>Ответ. Используется метод индекса совпадения (ИС). Для каждой предполагаемой длины ключа L шифртекст разбивается на L столбцов (столбец j содержит символы на позициях j, j+L, j+2L, …). Для каждого столбца вычисляется ИС: IC = Σ n_i(n_i−1) / [N(N−1)], где n_i — число вхождений буквы i, N — длина столбца. Для осмысленного русского текста IC ≈ 0.0553. Длина ключа — наименьшее L, при котором средний ИС столбцов близок к 0.0553.</w:t>
       </w:r>
     </w:p>
     <w:p>
@@ -1327,7 +1733,7 @@
           <w:b/>
           <w:sz w:val="28"/>
         </w:rPr>
-        <w:t>Вопрос 4. Как метод χ² (хи-квадрат) восстанавливает каждую букву ключа?</w:t>
+        <w:t>Вопрос 4. Опишите методику нахождения ключевого слова, если известна его длина.</w:t>
       </w:r>
     </w:p>
     <w:p>
@@ -1339,33 +1745,7 @@
           <w:rFonts w:ascii="Times New Roman" w:hAnsi="Times New Roman"/>
           <w:sz w:val="28"/>
         </w:rPr>
-        <w:t>Ответ. Для каждого столбца перебираются все 33 возможных сдвига; для каждого вычисляется χ² между наблюдаемыми частотами (после обратного сдвига) и эталонными частотами русского языка. Сдвиг с минимальным χ² и есть искомая буква ключа для этого столбца.</w:t>
-      </w:r>
-    </w:p>
-    <w:p>
-      <w:pPr>
-        <w:spacing w:before="120" w:after="40"/>
-        <w:jc w:val="both"/>
-      </w:pPr>
-      <w:r>
-        <w:rPr>
-          <w:rFonts w:ascii="Times New Roman" w:hAnsi="Times New Roman"/>
-          <w:b/>
-          <w:sz w:val="28"/>
-        </w:rPr>
-        <w:t>Вопрос 5. Можно ли сделать шифр Виженера абсолютно стойким?</w:t>
-      </w:r>
-    </w:p>
-    <w:p>
-      <w:pPr>
-        <w:jc w:val="both"/>
-      </w:pPr>
-      <w:r>
-        <w:rPr>
-          <w:rFonts w:ascii="Times New Roman" w:hAnsi="Times New Roman"/>
-          <w:sz w:val="28"/>
-        </w:rPr>
-        <w:t>Ответ. Да — если длина ключа равна длине сообщения, ключ случаен и используется один раз, шифр Виженера вырождается в шифр Вернама (одноразовый блокнот), который доказано абсолютно стоек (Шеннон). На практике это требует надёжной доставки ключа той же длины, что и сообщение.</w:t>
+        <w:t>Ответ. Если длина ключа L известна, шифртекст разбивается на L столбцов. Каждый столбец зашифрован одним и тем же сдвигом (одним шифром Цезаря). Для каждого столбца перебираются все n сдвигов; для каждого сдвига вычисляется χ² между наблюдаемыми частотами и эталонными частотами русского языка. Сдвиг с минимальным χ² — это буква ключа для данной позиции. Совокупность найденных букв образует ключевое слово.</w:t>
       </w:r>
     </w:p>
     <w:p>

--- a/cryptographic_protocols/docs/reports/lab_04_vigenere/var_17/Ковалев Д.П. ВКБ43 4 лаба.docx
+++ b/cryptographic_protocols/docs/reports/lab_04_vigenere/var_17/Ковалев Д.П. ВКБ43 4 лаба.docx
@@ -289,7 +289,7 @@
           <w:rFonts w:ascii="Times New Roman" w:hAnsi="Times New Roman"/>
           <w:b w:val="0"/>
         </w:rPr>
-        <w:t>Проверила:</w:t>
+        <w:t>Проверил:</w:t>
       </w:r>
     </w:p>
     <w:p>
@@ -303,7 +303,7 @@
           <w:rFonts w:ascii="Times New Roman" w:hAnsi="Times New Roman"/>
           <w:b w:val="0"/>
         </w:rPr>
-        <w:t>Дубровина А.С.</w:t>
+        <w:t>Драпей Ярослав Русланович</w:t>
       </w:r>
     </w:p>
     <w:p>
